--- a/Documents/2026/The_Amateurs_Rule_Sheet.docx
+++ b/Documents/2026/The_Amateurs_Rule_Sheet.docx
@@ -748,61 +748,6 @@
         </w:rPr>
         <w:t xml:space="preserve"> 0 points</w:t>
       </w:r>
-    </w:p>
-    <w:p>
-      <w:pPr>
-        <w:numPr>
-          <w:ilvl w:val="1"/>
-          <w:numId w:val="2"/>
-        </w:numPr>
-        <w:pBdr>
-          <w:top w:val="nil"/>
-          <w:left w:val="nil"/>
-          <w:bottom w:val="nil"/>
-          <w:right w:val="nil"/>
-          <w:between w:val="nil"/>
-        </w:pBdr>
-        <w:rPr>
-          <w:rFonts w:ascii="Big Caslon Medium" w:eastAsia="Big Caslon Medium" w:hAnsi="Big Caslon Medium" w:cs="Big Caslon Medium"/>
-          <w:color w:val="000000"/>
-        </w:rPr>
-      </w:pPr>
-      <w:r>
-        <w:rPr>
-          <w:rFonts w:ascii="Big Caslon Medium" w:eastAsia="Big Caslon Medium" w:hAnsi="Big Caslon Medium" w:cs="Big Caslon Medium"/>
-          <w:color w:val="000000"/>
-        </w:rPr>
-        <w:t xml:space="preserve">Triple Bogey (Double Par) </w:t>
-      </w:r>
-      <w:r>
-        <w:rPr>
-          <w:rFonts w:ascii="Big Caslon Medium" w:eastAsia="Big Caslon Medium" w:hAnsi="Big Caslon Medium" w:cs="Big Caslon Medium"/>
-        </w:rPr>
-        <w:t>→</w:t>
-      </w:r>
-      <w:r>
-        <w:rPr>
-          <w:rFonts w:ascii="Big Caslon Medium" w:eastAsia="Big Caslon Medium" w:hAnsi="Big Caslon Medium" w:cs="Big Caslon Medium"/>
-          <w:color w:val="000000"/>
-        </w:rPr>
-        <w:t xml:space="preserve"> -2 points</w:t>
-      </w:r>
-    </w:p>
-    <w:p>
-      <w:pPr>
-        <w:pBdr>
-          <w:top w:val="nil"/>
-          <w:left w:val="nil"/>
-          <w:bottom w:val="nil"/>
-          <w:right w:val="nil"/>
-          <w:between w:val="nil"/>
-        </w:pBdr>
-        <w:ind w:left="1440"/>
-        <w:rPr>
-          <w:rFonts w:ascii="Big Caslon Medium" w:eastAsia="Big Caslon Medium" w:hAnsi="Big Caslon Medium" w:cs="Big Caslon Medium"/>
-          <w:color w:val="000000"/>
-        </w:rPr>
-      </w:pPr>
     </w:p>
     <w:p>
       <w:pPr>
@@ -1106,6 +1051,7 @@
           <w:bCs/>
           <w:color w:val="000000"/>
         </w:rPr>
+        <w:lastRenderedPageBreak/>
         <w:t>Hole #1:</w:t>
       </w:r>
       <w:r>

--- a/Documents/2026/The_Amateurs_Rule_Sheet.docx
+++ b/Documents/2026/The_Amateurs_Rule_Sheet.docx
@@ -927,66 +927,26 @@
       </w:pPr>
       <w:r>
         <w:rPr>
-          <w:noProof/>
-        </w:rPr>
-        <w:drawing>
-          <wp:anchor distT="114300" distB="114300" distL="114300" distR="114300" simplePos="0" relativeHeight="251658240" behindDoc="0" locked="0" layoutInCell="1" hidden="0" allowOverlap="1" wp14:anchorId="1E665EE4" wp14:editId="13272FCD">
-            <wp:simplePos x="0" y="0"/>
-            <wp:positionH relativeFrom="column">
-              <wp:posOffset>6004560</wp:posOffset>
-            </wp:positionH>
-            <wp:positionV relativeFrom="paragraph">
-              <wp:posOffset>-581025</wp:posOffset>
-            </wp:positionV>
-            <wp:extent cx="737870" cy="924560"/>
-            <wp:effectExtent l="0" t="0" r="0" b="2540"/>
-            <wp:wrapThrough wrapText="bothSides">
-              <wp:wrapPolygon edited="0">
-                <wp:start x="0" y="0"/>
-                <wp:lineTo x="0" y="21363"/>
-                <wp:lineTo x="21191" y="21363"/>
-                <wp:lineTo x="21191" y="0"/>
-                <wp:lineTo x="0" y="0"/>
-              </wp:wrapPolygon>
-            </wp:wrapThrough>
-            <wp:docPr id="5" name="image1.jpg"/>
-            <wp:cNvGraphicFramePr/>
-            <a:graphic xmlns:a="http://schemas.openxmlformats.org/drawingml/2006/main">
-              <a:graphicData uri="http://schemas.openxmlformats.org/drawingml/2006/picture">
-                <pic:pic xmlns:pic="http://schemas.openxmlformats.org/drawingml/2006/picture">
-                  <pic:nvPicPr>
-                    <pic:cNvPr id="0" name="image1.jpg"/>
-                    <pic:cNvPicPr preferRelativeResize="0"/>
-                  </pic:nvPicPr>
-                  <pic:blipFill>
-                    <a:blip r:embed="rId8"/>
-                    <a:srcRect l="11217" t="10000" r="7050" b="12316"/>
-                    <a:stretch>
-                      <a:fillRect/>
-                    </a:stretch>
-                  </pic:blipFill>
-                  <pic:spPr>
-                    <a:xfrm>
-                      <a:off x="0" y="0"/>
-                      <a:ext cx="737870" cy="924560"/>
-                    </a:xfrm>
-                    <a:prstGeom prst="rect">
-                      <a:avLst/>
-                    </a:prstGeom>
-                    <a:ln/>
-                  </pic:spPr>
-                </pic:pic>
-              </a:graphicData>
-            </a:graphic>
-          </wp:anchor>
-        </w:drawing>
-      </w:r>
-      <w:r>
-        <w:rPr>
           <w:rFonts w:ascii="Big Caslon Medium" w:eastAsia="Big Caslon Medium" w:hAnsi="Big Caslon Medium" w:cs="Big Caslon Medium"/>
         </w:rPr>
         <w:t>Correct answer for Guess the Grass</w:t>
       </w:r>
+    </w:p>
+    <w:p>
+      <w:pPr>
+        <w:pBdr>
+          <w:top w:val="nil"/>
+          <w:left w:val="nil"/>
+          <w:bottom w:val="nil"/>
+          <w:right w:val="nil"/>
+          <w:between w:val="nil"/>
+        </w:pBdr>
+        <w:ind w:left="720"/>
+        <w:rPr>
+          <w:rFonts w:ascii="Big Caslon Medium" w:eastAsia="Big Caslon Medium" w:hAnsi="Big Caslon Medium" w:cs="Big Caslon Medium"/>
+          <w:color w:val="000000"/>
+        </w:rPr>
+      </w:pPr>
     </w:p>
     <w:p>
       <w:pPr>
@@ -1017,6 +977,7 @@
           <w:bCs/>
           <w:u w:val="single"/>
         </w:rPr>
+        <w:lastRenderedPageBreak/>
         <w:t>Hole Games</w:t>
       </w:r>
       <w:r>
@@ -1051,7 +1012,6 @@
           <w:bCs/>
           <w:color w:val="000000"/>
         </w:rPr>
-        <w:lastRenderedPageBreak/>
         <w:t>Hole #1:</w:t>
       </w:r>
       <w:r>
@@ -1695,7 +1655,7 @@
       </w:r>
     </w:p>
     <w:sectPr>
-      <w:footerReference w:type="default" r:id="rId9"/>
+      <w:footerReference w:type="default" r:id="rId8"/>
       <w:pgSz w:w="12240" w:h="15840"/>
       <w:pgMar w:top="1440" w:right="1440" w:bottom="1440" w:left="1440" w:header="720" w:footer="720" w:gutter="0"/>
       <w:pgNumType w:start="1"/>
@@ -1726,7 +1686,64 @@
 
 <file path=word/footer1.xml><?xml version="1.0" encoding="utf-8"?>
 <w:ftr xmlns:wpc="http://schemas.microsoft.com/office/word/2010/wordprocessingCanvas" xmlns:cx="http://schemas.microsoft.com/office/drawing/2014/chartex" xmlns:cx1="http://schemas.microsoft.com/office/drawing/2015/9/8/chartex" xmlns:cx2="http://schemas.microsoft.com/office/drawing/2015/10/21/chartex" xmlns:cx3="http://schemas.microsoft.com/office/drawing/2016/5/9/chartex" xmlns:cx4="http://schemas.microsoft.com/office/drawing/2016/5/10/chartex" xmlns:cx5="http://schemas.microsoft.com/office/drawing/2016/5/11/chartex" xmlns:cx6="http://schemas.microsoft.com/office/drawing/2016/5/12/chartex" xmlns:cx7="http://schemas.microsoft.com/office/drawing/2016/5/13/chartex" xmlns:cx8="http://schemas.microsoft.com/office/drawing/2016/5/14/chartex" xmlns:mc="http://schemas.openxmlformats.org/markup-compatibility/2006" xmlns:aink="http://schemas.microsoft.com/office/drawing/2016/ink" xmlns:am3d="http://schemas.microsoft.com/office/drawing/2017/model3d" xmlns:o="urn:schemas-microsoft-com:office:office" xmlns:oel="http://schemas.microsoft.com/office/2019/extlst" xmlns:r="http://schemas.openxmlformats.org/officeDocument/2006/relationships" xmlns:m="http://schemas.openxmlformats.org/officeDocument/2006/math" xmlns:v="urn:schemas-microsoft-com:vml" xmlns:wp14="http://schemas.microsoft.com/office/word/2010/wordprocessingDrawing" xmlns:wp="http://schemas.openxmlformats.org/drawingml/2006/wordprocessingDrawing" xmlns:w10="urn:schemas-microsoft-com:office:word" xmlns:w="http://schemas.openxmlformats.org/wordprocessingml/2006/main" xmlns:w14="http://schemas.microsoft.com/office/word/2010/wordml" xmlns:w15="http://schemas.microsoft.com/office/word/2012/wordml" xmlns:w16cex="http://schemas.microsoft.com/office/word/2018/wordml/cex" xmlns:w16cid="http://schemas.microsoft.com/office/word/2016/wordml/cid" xmlns:w16="http://schemas.microsoft.com/office/word/2018/wordml" xmlns:w16du="http://schemas.microsoft.com/office/word/2023/wordml/word16du" xmlns:w16sdtdh="http://schemas.microsoft.com/office/word/2020/wordml/sdtdatahash" xmlns:w16sdtfl="http://schemas.microsoft.com/office/word/2024/wordml/sdtformatlock" xmlns:w16se="http://schemas.microsoft.com/office/word/2015/wordml/symex" xmlns:wpg="http://schemas.microsoft.com/office/word/2010/wordprocessingGroup" xmlns:wpi="http://schemas.microsoft.com/office/word/2010/wordprocessingInk" xmlns:wne="http://schemas.microsoft.com/office/word/2006/wordml" xmlns:wps="http://schemas.microsoft.com/office/word/2010/wordprocessingShape" mc:Ignorable="w14 w15 w16se w16cid w16 w16cex w16sdtdh w16sdtfl w16du wp14">
-  <w:p/>
+  <w:p>
+    <w:r>
+      <w:rPr>
+        <w:noProof/>
+      </w:rPr>
+      <w:drawing>
+        <wp:anchor distT="114300" distB="114300" distL="114300" distR="114300" simplePos="0" relativeHeight="251659264" behindDoc="0" locked="0" layoutInCell="1" hidden="0" allowOverlap="1" wp14:anchorId="0B7818B1" wp14:editId="1DDDC4E3">
+          <wp:simplePos x="0" y="0"/>
+          <wp:positionH relativeFrom="column">
+            <wp:posOffset>6084000</wp:posOffset>
+          </wp:positionH>
+          <wp:positionV relativeFrom="paragraph">
+            <wp:posOffset>-317575</wp:posOffset>
+          </wp:positionV>
+          <wp:extent cx="737870" cy="924560"/>
+          <wp:effectExtent l="0" t="0" r="0" b="2540"/>
+          <wp:wrapThrough wrapText="bothSides">
+            <wp:wrapPolygon edited="0">
+              <wp:start x="0" y="0"/>
+              <wp:lineTo x="0" y="21363"/>
+              <wp:lineTo x="21191" y="21363"/>
+              <wp:lineTo x="21191" y="0"/>
+              <wp:lineTo x="0" y="0"/>
+            </wp:wrapPolygon>
+          </wp:wrapThrough>
+          <wp:docPr id="5" name="image1.jpg"/>
+          <wp:cNvGraphicFramePr/>
+          <a:graphic xmlns:a="http://schemas.openxmlformats.org/drawingml/2006/main">
+            <a:graphicData uri="http://schemas.openxmlformats.org/drawingml/2006/picture">
+              <pic:pic xmlns:pic="http://schemas.openxmlformats.org/drawingml/2006/picture">
+                <pic:nvPicPr>
+                  <pic:cNvPr id="0" name="image1.jpg"/>
+                  <pic:cNvPicPr preferRelativeResize="0"/>
+                </pic:nvPicPr>
+                <pic:blipFill>
+                  <a:blip r:embed="rId1"/>
+                  <a:srcRect l="11217" t="10000" r="7050" b="12316"/>
+                  <a:stretch>
+                    <a:fillRect/>
+                  </a:stretch>
+                </pic:blipFill>
+                <pic:spPr>
+                  <a:xfrm>
+                    <a:off x="0" y="0"/>
+                    <a:ext cx="737870" cy="924560"/>
+                  </a:xfrm>
+                  <a:prstGeom prst="rect">
+                    <a:avLst/>
+                  </a:prstGeom>
+                  <a:ln/>
+                </pic:spPr>
+              </pic:pic>
+            </a:graphicData>
+          </a:graphic>
+        </wp:anchor>
+      </w:drawing>
+    </w:r>
+  </w:p>
 </w:ftr>
 </file>
 
@@ -2806,6 +2823,48 @@
       <w:szCs w:val="48"/>
     </w:rPr>
   </w:style>
+  <w:style w:type="paragraph" w:styleId="Header">
+    <w:name w:val="header"/>
+    <w:basedOn w:val="Normal"/>
+    <w:link w:val="HeaderChar"/>
+    <w:uiPriority w:val="99"/>
+    <w:unhideWhenUsed/>
+    <w:rsid w:val="009008BA"/>
+    <w:pPr>
+      <w:tabs>
+        <w:tab w:val="center" w:pos="4680"/>
+        <w:tab w:val="right" w:pos="9360"/>
+      </w:tabs>
+    </w:pPr>
+  </w:style>
+  <w:style w:type="character" w:customStyle="1" w:styleId="HeaderChar">
+    <w:name w:val="Header Char"/>
+    <w:basedOn w:val="DefaultParagraphFont"/>
+    <w:link w:val="Header"/>
+    <w:uiPriority w:val="99"/>
+    <w:rsid w:val="009008BA"/>
+  </w:style>
+  <w:style w:type="paragraph" w:styleId="Footer">
+    <w:name w:val="footer"/>
+    <w:basedOn w:val="Normal"/>
+    <w:link w:val="FooterChar"/>
+    <w:uiPriority w:val="99"/>
+    <w:unhideWhenUsed/>
+    <w:rsid w:val="009008BA"/>
+    <w:pPr>
+      <w:tabs>
+        <w:tab w:val="center" w:pos="4680"/>
+        <w:tab w:val="right" w:pos="9360"/>
+      </w:tabs>
+    </w:pPr>
+  </w:style>
+  <w:style w:type="character" w:customStyle="1" w:styleId="FooterChar">
+    <w:name w:val="Footer Char"/>
+    <w:basedOn w:val="DefaultParagraphFont"/>
+    <w:link w:val="Footer"/>
+    <w:uiPriority w:val="99"/>
+    <w:rsid w:val="009008BA"/>
+  </w:style>
 </w:styles>
 </file>
 
